--- a/en/wisdom-stories/mothers-advice-fakir-baykurt-never-forgot.docx
+++ b/en/wisdom-stories/mothers-advice-fakir-baykurt-never-forgot.docx
@@ -4,218 +4,113 @@
   <w:body>
     <w:p>
       <w:pPr>
-        <w:spacing w:before="0" w:after="60"/>
-        <w:jc w:val="left"/>
+        <w:pStyle w:val="Title"/>
       </w:pPr>
       <w:r>
-        <w:rPr>
-          <w:rFonts w:ascii="Arial" w:hAnsi="Arial" w:eastAsia="Arial"/>
-          <w:i w:val="0"/>
-          <w:color w:val="000000"/>
-          <w:sz w:val="52"/>
-        </w:rPr>
-        <w:t>Fakir Baykurt's unforgettable mother's advice</w:t>
+        <w:t>The Advice Fakir Baykurt Never Forgot</w:t>
+      </w:r>
+    </w:p>
+    <w:p>
+      <w:pPr/>
+      <w:r>
+        <w:t>As a child, the Turkish writer Fakir Baykurt (1929–1999) once asked his mother for tea. She took him to Topal Hüseyin’s teahouse and ordered a cup for him.</w:t>
+      </w:r>
+    </w:p>
+    <w:p>
+      <w:pPr/>
+      <w:r>
+        <w:t>Eager to drink, he took a large mouthful before realizing how hot it was. Startled by the pain, he dropped the cup.</w:t>
+      </w:r>
+    </w:p>
+    <w:p>
+      <w:pPr/>
+      <w:r>
+        <w:t>It fell to the ground without breaking. He expected his mother to slap him, but she simply asked for another cup.</w:t>
+      </w:r>
+    </w:p>
+    <w:p>
+      <w:pPr/>
+      <w:r>
+        <w:t>This time, he sipped carefully. For years afterward, he asked why she had not punished him. She never answered.</w:t>
       </w:r>
     </w:p>
     <w:p>
       <w:pPr>
-        <w:jc w:val="left"/>
+        <w:spacing w:after="80"/>
       </w:pPr>
       <w:r>
-        <w:rPr>
-          <w:rFonts w:ascii="Arial" w:hAnsi="Arial" w:eastAsia="Arial"/>
-          <w:i w:val="0"/>
-          <w:color w:val="000000"/>
-          <w:sz w:val="22"/>
-        </w:rPr>
-        <w:t>One day, Fakir Baykurt (Turkish writer, 1929-1999) asked his mother for tea: "Mom, my heart wants tea, come and have some tea," he said. The mother did not let her son down and took him to Topal Hüseyin's nearby teahouse and called out, "Master, please bring a cup of tea for my child."</w:t>
+        <w:t>Much later, his mother, Elif Khanum, visited the village school where he taught. He recalled:</w:t>
+      </w:r>
+    </w:p>
+    <w:p>
+      <w:pPr/>
+      <w:r>
+        <w:t>“I became angry during the lesson and shouted at the children. Afterward, I asked, ‘Well, Mother, what did you think of my teaching?’</w:t>
       </w:r>
     </w:p>
     <w:p>
       <w:pPr>
-        <w:jc w:val="left"/>
+        <w:spacing w:after="80"/>
       </w:pPr>
       <w:r>
-        <w:rPr>
-          <w:rFonts w:ascii="Arial" w:hAnsi="Arial" w:eastAsia="Arial"/>
-          <w:i w:val="0"/>
-          <w:color w:val="000000"/>
-          <w:sz w:val="22"/>
-        </w:rPr>
-        <w:t>After the tea arrived, Fakir Baykurt, who was so excited at that moment and did not know how to drink the tea, took a big sip of the hot tea and suddenly threw the cup on the ground as it was near his mouth.</w:t>
+        <w:t>“‘It wasn’t bad, son.’</w:t>
       </w:r>
     </w:p>
     <w:p>
       <w:pPr>
-        <w:jc w:val="left"/>
+        <w:spacing w:after="80"/>
       </w:pPr>
       <w:r>
-        <w:rPr>
-          <w:rFonts w:ascii="Arial" w:hAnsi="Arial" w:eastAsia="Arial"/>
-          <w:i w:val="0"/>
-          <w:color w:val="000000"/>
-          <w:sz w:val="22"/>
-        </w:rPr>
-        <w:t>Although the tea cup did not break because it fell to the ground, Fakir Baykurt thought that his mother would slap him. But that did not happen. His mother called Topal Hüseyin and asked him to bring another cup of tea.</w:t>
+        <w:t>“‘The inspectors praise me and give me good marks, and all you say is that it wasn’t bad?’</w:t>
       </w:r>
     </w:p>
     <w:p>
       <w:pPr>
-        <w:jc w:val="left"/>
+        <w:spacing w:after="80"/>
       </w:pPr>
       <w:r>
-        <w:rPr>
-          <w:rFonts w:ascii="Arial" w:hAnsi="Arial" w:eastAsia="Arial"/>
-          <w:i w:val="0"/>
-          <w:color w:val="000000"/>
-          <w:sz w:val="22"/>
-        </w:rPr>
-        <w:t>Baykurt drank the second cup of tea this time in a slurping motion. For years, he asked his mother why she didn't slap him that day, but his mother left this question unanswered every time...</w:t>
+        <w:t>“She answered, ‘For years you’ve asked why I didn’t slap you over the tea. Now listen.</w:t>
       </w:r>
     </w:p>
     <w:p>
       <w:pPr>
-        <w:jc w:val="left"/>
+        <w:keepNext/>
       </w:pPr>
       <w:r>
-        <w:rPr>
-          <w:rFonts w:ascii="Arial" w:hAnsi="Arial" w:eastAsia="Arial"/>
-          <w:i w:val="0"/>
-          <w:color w:val="000000"/>
-          <w:sz w:val="22"/>
-        </w:rPr>
-        <w:t>Fakir Baykurt's mother answered this question years later at the village school where her son taught. Fakir Baykurt remembers that day when his mother, Elif Khanum, attended his son's lesson:</w:t>
+        <w:t>“‘If I had shouted, the lion inside you would have roared back. If I had beaten you, I might have killed that lion. You might never have become a teacher. Be patient, as I was. Don’t use a stick to kill the courage in these children.’”</w:t>
       </w:r>
     </w:p>
     <w:p>
       <w:pPr>
-        <w:jc w:val="left"/>
+        <w:keepNext/>
+        <w:keepLines/>
+        <w:spacing w:before="160"/>
       </w:pPr>
       <w:r>
         <w:rPr>
-          <w:rFonts w:ascii="Arial" w:hAnsi="Arial" w:eastAsia="Arial"/>
-          <w:i w:val="0"/>
-          <w:color w:val="000000"/>
-          <w:sz w:val="22"/>
+          <w:b/>
         </w:rPr>
-        <w:t>— I got angry, excited, and roared during class! When the lesson was over, I asked my mother outside: "Mom, how was it, did you like my teaching?"</w:t>
+        <w:t>Moral:</w:t>
+      </w:r>
+      <w:r>
+        <w:t xml:space="preserve"> Don't kill the "lion" inside a child — his self-confidence — by beating him. True education is not given with fear, but with patience and love.</w:t>
       </w:r>
     </w:p>
     <w:p>
       <w:pPr>
-        <w:jc w:val="left"/>
+        <w:spacing w:after="80"/>
       </w:pPr>
       <w:r>
         <w:rPr>
-          <w:rFonts w:ascii="Arial" w:hAnsi="Arial" w:eastAsia="Arial"/>
-          <w:i w:val="0"/>
-          <w:color w:val="000000"/>
-          <w:sz w:val="22"/>
+          <w:i/>
+          <w:sz w:val="18"/>
         </w:rPr>
-        <w:t>And my mother said: "Oh, what can I say, son, it wasn't bad."</w:t>
-      </w:r>
-    </w:p>
-    <w:p>
-      <w:pPr>
-        <w:jc w:val="left"/>
-      </w:pPr>
-      <w:r>
-        <w:rPr>
-          <w:rFonts w:ascii="Arial" w:hAnsi="Arial" w:eastAsia="Arial"/>
-          <w:i w:val="0"/>
-          <w:color w:val="000000"/>
-          <w:sz w:val="22"/>
-        </w:rPr>
-        <w:t>— Mom, the inspectors come, they like it, and they give good grades. And you say "it wasn't bad." How can this be? — I asked.</w:t>
-      </w:r>
-    </w:p>
-    <w:p>
-      <w:pPr>
-        <w:jc w:val="left"/>
-      </w:pPr>
-      <w:r>
-        <w:rPr>
-          <w:rFonts w:ascii="Arial" w:hAnsi="Arial" w:eastAsia="Arial"/>
-          <w:i w:val="0"/>
-          <w:color w:val="000000"/>
-          <w:sz w:val="22"/>
-        </w:rPr>
-        <w:t>And my mother said these words that can be a lesson to everyone: "For years, you asked me why I didn't slap you. Now I'm telling you, open your ears and listen!</w:t>
-      </w:r>
-    </w:p>
-    <w:p>
-      <w:pPr>
-        <w:jc w:val="left"/>
-      </w:pPr>
-      <w:r>
-        <w:rPr>
-          <w:rFonts w:ascii="Arial" w:hAnsi="Arial" w:eastAsia="Arial"/>
-          <w:i w:val="0"/>
-          <w:color w:val="000000"/>
-          <w:sz w:val="22"/>
-        </w:rPr>
-        <w:t>If I had been angry the day you poured tea on me, the lion inside would have raged. If I had beaten him, that lion would have died! Then you wouldn't be a teacher like that. You should act like me, be calm. Don't try to kill the lion inside these children with a stick."</w:t>
-      </w:r>
-    </w:p>
-    <w:p>
-      <w:pPr>
-        <w:pStyle w:val="Moral"/>
-        <w:keepNext/>
-        <w:keepLines/>
-        <w:widowControl/>
-        <w:spacing w:before="240" w:after="180" w:line="283" w:lineRule="auto"/>
-        <w:ind w:left="240" w:right="240"/>
-        <w:jc w:val="left"/>
-        <w:pBdr>
-          <w:top w:val="single" w:sz="8" w:space="7" w:color="E8D59A"/>
-          <w:left w:val="single" w:sz="32" w:space="11" w:color="C6A23A"/>
-          <w:bottom w:val="single" w:sz="8" w:space="7" w:color="E8D59A"/>
-          <w:right w:val="single" w:sz="8" w:space="11" w:color="E8D59A"/>
-        </w:pBdr>
-        <w:shd w:val="clear" w:color="auto" w:fill="FFF8E1"/>
-      </w:pPr>
-      <w:r>
-        <w:rPr>
-          <w:rFonts w:ascii="Arial" w:hAnsi="Arial" w:eastAsia="Arial" w:cs="Arial"/>
-          <w:b/>
-          <w:i w:val="0"/>
-          <w:color w:val="9A7417"/>
-          <w:sz w:val="22"/>
-        </w:rPr>
-        <w:t xml:space="preserve">Moral: </w:t>
-      </w:r>
-      <w:r>
-        <w:rPr>
-          <w:rFonts w:ascii="Arial" w:hAnsi="Arial" w:eastAsia="Arial" w:cs="Arial"/>
-          <w:b w:val="0"/>
-          <w:i w:val="0"/>
-          <w:color w:val="3F3826"/>
-          <w:sz w:val="22"/>
-        </w:rPr>
-        <w:t>Don't kill the "lion" inside a child — his self-confidence — by beating him. True education is not given with fear, but with patience and love.</w:t>
-      </w:r>
-    </w:p>
-    <w:p>
-      <w:pPr>
-        <w:keepLines/>
-        <w:widowControl/>
-        <w:spacing w:before="60" w:after="0" w:line="240" w:lineRule="auto"/>
-        <w:jc w:val="right"/>
-      </w:pPr>
-      <w:r>
-        <w:rPr>
-          <w:rFonts w:ascii="Arial" w:hAnsi="Arial" w:eastAsia="Arial" w:cs="Arial"/>
-          <w:b w:val="0"/>
-          <w:i/>
-          <w:color w:val="8A7950"/>
-          <w:sz w:val="17"/>
-        </w:rPr>
-        <w:t>The story was obtained from open Internet sources.</w:t>
+        <w:t>Source: Publicly available internet sources.</w:t>
       </w:r>
     </w:p>
     <w:sectPr>
       <w:pgSz w:w="12240" w:h="15840"/>
-      <w:pgMar w:top="1440" w:right="1440" w:bottom="1440" w:left="1440" w:header="708" w:footer="708" w:gutter="0"/>
+      <w:pgMar w:top="1080" w:right="1224" w:bottom="1080" w:left="1224" w:header="720" w:footer="720" w:gutter="0"/>
       <w:cols w:space="720"/>
       <w:docGrid w:linePitch="360"/>
     </w:sectPr>
@@ -587,12 +482,14 @@
     <w:qFormat/>
     <w:rsid w:val="00FC693F"/>
     <w:pPr>
-      <w:spacing w:before="0" w:after="160" w:line="276" w:lineRule="auto"/>
+      <w:widowControl/>
+      <w:spacing w:after="120" w:line="259" w:lineRule="auto"/>
     </w:pPr>
     <w:rPr>
-      <w:rFonts w:ascii="Arial" w:hAnsi="Arial" w:eastAsia="Arial"/>
+      <w:rFonts w:ascii="Arial" w:hAnsi="Arial"/>
       <w:color w:val="000000"/>
       <w:sz w:val="22"/>
+      <w:lang w:val="en-US"/>
     </w:rPr>
   </w:style>
   <w:style w:type="paragraph" w:styleId="Header">
@@ -936,18 +833,17 @@
     <w:qFormat/>
     <w:rsid w:val="00FC693F"/>
     <w:pPr>
-      <w:pBdr>
-        <w:bottom w:val="single" w:sz="8" w:space="4" w:color="4F81BD" w:themeColor="accent1"/>
-      </w:pBdr>
-      <w:spacing w:after="300" w:line="240" w:lineRule="auto"/>
+      <w:keepNext/>
+      <w:spacing w:after="280" w:line="240" w:lineRule="auto"/>
       <w:contextualSpacing/>
     </w:pPr>
     <w:rPr>
-      <w:rFonts w:asciiTheme="majorHAnsi" w:eastAsiaTheme="majorEastAsia" w:hAnsiTheme="majorHAnsi" w:cstheme="majorBidi"/>
-      <w:color w:val="17365D" w:themeColor="text2" w:themeShade="BF"/>
+      <w:rFonts w:asciiTheme="majorHAnsi" w:eastAsiaTheme="majorEastAsia" w:hAnsiTheme="majorHAnsi" w:cstheme="majorBidi" w:ascii="Arial" w:hAnsi="Arial"/>
+      <w:b/>
+      <w:color w:val="000000"/>
       <w:spacing w:val="5"/>
       <w:kern w:val="28"/>
-      <w:sz w:val="52"/>
+      <w:sz w:val="34"/>
       <w:szCs w:val="52"/>
     </w:rPr>
   </w:style>
@@ -1423,9 +1319,6 @@
     <w:qFormat/>
     <w:rsid w:val="00FC693F"/>
     <w:pPr>
-      <w:pBdr>
-        <w:bottom w:val="single" w:sz="4" w:space="4" w:color="4F81BD" w:themeColor="accent1"/>
-      </w:pBdr>
       <w:spacing w:before="200" w:after="280"/>
       <w:ind w:left="936" w:right="936"/>
     </w:pPr>
@@ -12276,18 +12169,6 @@
         <w:shd w:val="clear" w:color="auto" w:fill="FBCAA2" w:themeFill="accent6" w:themeFillTint="7F"/>
       </w:tcPr>
     </w:tblStylePr>
-  </w:style>
-  <w:style w:type="paragraph" w:customStyle="1" w:styleId="Moral">
-    <w:name w:val="Moral"/>
-    <w:basedOn w:val="Normal"/>
-    <w:pPr>
-      <w:spacing w:before="160" w:after="0" w:line="276" w:lineRule="auto"/>
-    </w:pPr>
-    <w:rPr>
-      <w:rFonts w:ascii="Arial" w:hAnsi="Arial" w:eastAsia="Arial"/>
-      <w:i/>
-      <w:sz w:val="22"/>
-    </w:rPr>
   </w:style>
 </w:styles>
 </file>

--- a/en/wisdom-stories/mothers-advice-fakir-baykurt-never-forgot.docx
+++ b/en/wisdom-stories/mothers-advice-fakir-baykurt-never-forgot.docx
@@ -7,13 +7,13 @@
         <w:pStyle w:val="Title"/>
       </w:pPr>
       <w:r>
-        <w:t>The Advice Fakir Baykurt Never Forgot</w:t>
+        <w:t>The Mother’s Advice Fakir Baykurt Never Forgot</w:t>
       </w:r>
     </w:p>
     <w:p>
       <w:pPr/>
       <w:r>
-        <w:t>As a child, the Turkish writer Fakir Baykurt (1929–1999) once asked his mother for tea. She took him to Topal Hüseyin’s teahouse and ordered a cup for him.</w:t>
+        <w:t>As a child, the Turkish writer Fakir Baykurt (1929–1999) once said to his mother, “Mother, my heart wants tea — come, let’s drink a cup together.” She took him to Topal Hüseyin’s teahouse and ordered a cup for him.</w:t>
       </w:r>
     </w:p>
     <w:p>
@@ -25,13 +25,13 @@
     <w:p>
       <w:pPr/>
       <w:r>
-        <w:t>It fell to the ground without breaking. He expected his mother to slap him, but she simply asked for another cup.</w:t>
+        <w:t>Because it fell on the earth, the glass did not break. He expected his mother to slap him, but she simply asked for another cup.</w:t>
       </w:r>
     </w:p>
     <w:p>
       <w:pPr/>
       <w:r>
-        <w:t>This time, he sipped carefully. For years afterward, he asked why she had not punished him. She never answered.</w:t>
+        <w:t>This time Baykurt drank the second tea while blowing on it. For years afterward, he asked why she had not slapped him. She never answered.</w:t>
       </w:r>
     </w:p>
     <w:p>
@@ -39,13 +39,13 @@
         <w:spacing w:after="80"/>
       </w:pPr>
       <w:r>
-        <w:t>Much later, his mother, Elif Khanum, visited the village school where he taught. He recalled:</w:t>
+        <w:t>Years later his mother, Elif Khanum, attended a lesson at the village school where he taught. He recalled:</w:t>
       </w:r>
     </w:p>
     <w:p>
       <w:pPr/>
       <w:r>
-        <w:t>“I became angry during the lesson and shouted at the children. Afterward, I asked, ‘Well, Mother, what did you think of my teaching?’</w:t>
+        <w:t>“During the lesson I grew agitated, worked myself up, and roared. Afterward, outside, I asked, ‘Well, Mother, what did you think of my teaching?’</w:t>
       </w:r>
     </w:p>
     <w:p>
@@ -53,7 +53,7 @@
         <w:spacing w:after="80"/>
       </w:pPr>
       <w:r>
-        <w:t>“‘It wasn’t bad, son.’</w:t>
+        <w:t>“‘Eh, what can I say, son — it wasn’t bad.’</w:t>
       </w:r>
     </w:p>
     <w:p>
@@ -69,7 +69,7 @@
         <w:spacing w:after="80"/>
       </w:pPr>
       <w:r>
-        <w:t>“She answered, ‘For years you’ve asked why I didn’t slap you over the tea. Now listen.</w:t>
+        <w:t>“She said these words, which could be a lesson for everyone: ‘For years you’ve asked why I didn’t slap you over the tea. Now listen.</w:t>
       </w:r>
     </w:p>
     <w:p>
@@ -77,7 +77,7 @@
         <w:keepNext/>
       </w:pPr>
       <w:r>
-        <w:t>“‘If I had shouted, the lion inside you would have roared back. If I had beaten you, I might have killed that lion. You might never have become a teacher. Be patient, as I was. Don’t use a stick to kill the courage in these children.’”</w:t>
+        <w:t>“‘If I had lost my temper on the day you spilled the tea, the lion inside you would have withdrawn in hurt. If I had beaten you, that lion would have died. Then you could not have become such a teacher. Behave as I did, and stay calm. Don’t try to kill the lion inside these children with a beating.’”</w:t>
       </w:r>
     </w:p>
     <w:p>
@@ -90,11 +90,9 @@
         <w:rPr>
           <w:b/>
         </w:rPr>
-        <w:t>Moral:</w:t>
+        <w:t>Moral: Don't kill the "lion" inside a child — his self-confidence — by beating him. True upbringing is given not through fear, but through patience and love.</w:t>
       </w:r>
-      <w:r>
-        <w:t xml:space="preserve"> Don't kill the "lion" inside a child — his self-confidence — by beating him. True education is not given with fear, but with patience and love.</w:t>
-      </w:r>
+      <w:r/>
     </w:p>
     <w:p>
       <w:pPr>
@@ -105,7 +103,7 @@
           <w:i/>
           <w:sz w:val="18"/>
         </w:rPr>
-        <w:t>Source: Publicly available internet sources.</w:t>
+        <w:t>Stories are taken from open Internet sources; illustrations were created with AI.</w:t>
       </w:r>
     </w:p>
     <w:sectPr>
